--- a/docs/sei/2026-09-11-regulamento-servico/Minuta_Regulamento_de_Servico_CBMRO_reestruturada_parte_geral_e_especial.docx
+++ b/docs/sei/2026-09-11-regulamento-servico/Minuta_Regulamento_de_Servico_CBMRO_reestruturada_parte_geral_e_especial.docx
@@ -493,7 +493,7 @@
           <w:sz w:val="24"/>
           <w:szCs w:val="24"/>
         </w:rPr>
-        <w:t xml:space="preserve">º O presente Regulamento tem por finalidade dispor sobre o serviço operacional diário no âmbito do Corpo de Bombeiros Militar do Estado de Rondônia, estabelecendo princípios doutrinadores, uniformizando procedimentos e definindo competências para melhorar a eficiência da execução das ações e operações de caráter bombeiro militar.</w:t>
+        <w:t xml:space="preserve">O presente Regulamento tem por finalidade dispor sobre o serviço operacional diário no âmbito do Corpo de Bombeiros Militar do Estado de Rondônia, estabelecendo princípios doutrinadores, uniformizando procedimentos e definindo competências para melhorar a eficiência da execução das ações e operações de caráter bombeiro militar.</w:t>
       </w:r>
     </w:p>
     <w:p>
@@ -553,7 +553,7 @@
           <w:sz w:val="24"/>
           <w:szCs w:val="24"/>
         </w:rPr>
-        <w:t xml:space="preserve">º São objetivos do presente Regulamento:</w:t>
+        <w:t xml:space="preserve">São objetivos do presente Regulamento:</w:t>
       </w:r>
     </w:p>
     <w:p>
@@ -652,7 +652,7 @@
           <w:sz w:val="24"/>
           <w:szCs w:val="24"/>
         </w:rPr>
-        <w:t xml:space="preserve">º Chama-se política do serviço operacional o conjunto de objetivos que direcionam as atividades operacionais do Corpo de Bombeiros, condicionando à sua execução. Parágrafo Único – Constituem-se objetivos básicos da política do serviço operacional:</w:t>
+        <w:t xml:space="preserve">Chama-se política do serviço operacional o conjunto de objetivos que direcionam as atividades operacionais do Corpo de Bombeiros, condicionando à sua execução. Parágrafo Único – Constituem-se objetivos básicos da política do serviço operacional:</w:t>
       </w:r>
     </w:p>
     <w:p>
@@ -1112,7 +1112,7 @@
           <w:sz w:val="24"/>
           <w:szCs w:val="24"/>
         </w:rPr>
-        <w:t xml:space="preserve">As permutas de serviços fora do mês devem ser solicitadas com antecedência e devidamente motivadas para análise do comandante da OBM. durante Ocorrências</w:t>
+        <w:t xml:space="preserve">As permutas de serviços fora do mês devem ser solicitadas com antecedência e devidamente motivadas para análise do comandante da OBM.</w:t>
       </w:r>
     </w:p>
     <w:p>
@@ -1861,7 +1861,7 @@
           <w:sz w:val="24"/>
           <w:szCs w:val="24"/>
         </w:rPr>
-        <w:t xml:space="preserve">Sempre que houver disponibilidade deverá o chefe do Centro de Manutenção encaminhar uma equipe de mecânicos as Unidades para verificar quaisquer panes ocorridas nas viaturas operacionais, removendo-as ao Centro de Manutenção, caso não haja condições de conserto no local. Operacional</w:t>
+        <w:t xml:space="preserve">Sempre que houver disponibilidade deverá o chefe do Centro de Manutenção encaminhar uma equipe de mecânicos as Unidades para verificar quaisquer panes ocorridas nas viaturas operacionais, removendo-as ao Centro de Manutenção, caso não haja condições de conserto no local.</w:t>
       </w:r>
     </w:p>
     <w:p>
@@ -3172,7 +3172,7 @@
           <w:sz w:val="24"/>
           <w:szCs w:val="24"/>
         </w:rPr>
-        <w:t xml:space="preserve">º Visando a otimização do serviço diário, a distribuição dos militares de serviço se dará de acordo com as seguintes funções:</w:t>
+        <w:t xml:space="preserve">Visando a otimização do serviço diário, a distribuição dos militares de serviço se dará de acordo com as seguintes funções:</w:t>
       </w:r>
     </w:p>
     <w:p>
@@ -5215,7 +5215,7 @@
           <w:sz w:val="24"/>
           <w:szCs w:val="24"/>
         </w:rPr>
-        <w:t xml:space="preserve">O acesso aos alojamento deve obedecer os protocolos de higienização e desinfecção em vigor na corporação, ficando vedado o uso de EPI nos alojamentos.</w:t>
+        <w:t xml:space="preserve">O acesso aos alojamentos deve obedecer os protocolos de higienização e desinfecção em vigor na corporação, ficando vedado o uso de EPI nos alojamentos.</w:t>
       </w:r>
     </w:p>
     <w:p>
@@ -5290,7 +5290,7 @@
           <w:sz w:val="24"/>
           <w:szCs w:val="24"/>
         </w:rPr>
-        <w:t xml:space="preserve">Após as 22h00 as luzes do alojamento deverão ser apagadas, ficando proibido a prática de quaisquer atividades, exceto o acionamento e preparação para atendimento de ocorrência.</w:t>
+        <w:t xml:space="preserve">Após as 22h00 as luzes do alojamento deverão ser apagadas, ficando proibida a prática de quaisquer atividades, exceto o acionamento e preparação para atendimento de ocorrência.</w:t>
       </w:r>
     </w:p>
     <w:p>
@@ -5376,7 +5376,7 @@
           <w:sz w:val="24"/>
           <w:szCs w:val="24"/>
         </w:rPr>
-        <w:t xml:space="preserve">A Prontidão deverá está consciente de que o tempo entre o alarme e o início das operações de socorro deverá ser o mais breve possível, pois quanto menor o tempo de atendimento, maiores serão as possibilidades de êxito.</w:t>
+        <w:t xml:space="preserve">A Prontidão deverá estar consciente de que o tempo entre o alarme e o início das operações de socorro deverá ser o mais breve possível, pois quanto menor o tempo de atendimento, maiores serão as possibilidades de êxito.</w:t>
       </w:r>
     </w:p>
     <w:p>
@@ -5426,7 +5426,7 @@
           <w:sz w:val="24"/>
           <w:szCs w:val="24"/>
         </w:rPr>
-        <w:t xml:space="preserve">O Comandante da guarnição deverá solicitar ao Central Integrada de Operações o máximo de informação referente à ocorrência, principalmente, o endereço completo, ponto de referência e confirmação da ocorrência.</w:t>
+        <w:t xml:space="preserve">O Comandante da guarnição deverá solicitar à Central Integrada de Operações o máximo de informação referente à ocorrência, principalmente, o endereço completo, ponto de referência e confirmação da ocorrência.</w:t>
       </w:r>
     </w:p>
     <w:p>
@@ -5551,7 +5551,7 @@
           <w:sz w:val="24"/>
           <w:szCs w:val="24"/>
         </w:rPr>
-        <w:t xml:space="preserve">Todo material operacional empregado no atendimento da ocorrência deverá após o retorno do socorro ao quartel, ser limpo, lavado e lubrific ado por todos os integrantes da guarnição.</w:t>
+        <w:t xml:space="preserve">Todo material operacional empregado no atendimento da ocorrência deverá após o retorno do socorro ao quartel, ser limpo, lavado e lubrificado por todos os integrantes da guarnição.</w:t>
       </w:r>
     </w:p>
     <w:p>
@@ -5576,7 +5576,7 @@
           <w:sz w:val="24"/>
           <w:szCs w:val="24"/>
         </w:rPr>
-        <w:t xml:space="preserve">O Comandante de guarnição ao regressar de uma ocorrência deverá imediatamente apresentar-se ao Chefe da Prontidão, relatando os fatos ocorridos durante a operação, lembrando de informar ao Central Integrada de Operações o desfecho da ocorrência.</w:t>
+        <w:t xml:space="preserve">O Comandante de guarnição ao regressar de uma ocorrência deverá imediatamente apresentar-se ao Chefe da Prontidão, relatando os fatos ocorridos durante a operação, lembrando de informar à Central Integrada de Operações o desfecho da ocorrência.</w:t>
       </w:r>
     </w:p>
     <w:p>
@@ -5712,7 +5712,7 @@
           <w:sz w:val="24"/>
           <w:szCs w:val="24"/>
         </w:rPr>
-        <w:t xml:space="preserve">Caso necessário, o militar da Reserva Técnica poderá compor a escala de ronda do quartel. Neste caso o mlitar deverá trajar o uniforme de prontidão 4ºA.</w:t>
+        <w:t xml:space="preserve">Caso necessário, o militar da Reserva Técnica poderá compor a escala de ronda do quartel. Neste caso o militar deverá trajar o uniforme de prontidão 4ºA.</w:t>
       </w:r>
     </w:p>
     <w:p>
@@ -6073,7 +6073,7 @@
           <w:sz w:val="24"/>
           <w:szCs w:val="24"/>
         </w:rPr>
-        <w:t xml:space="preserve">A participação de bombeiros militares de folga em ocorrência de grande proporção deverá seguir os princípios do Sistema de Comando de Incidente, onde estes devem se apresentar ao Chefe da Operação e/ou Comandante do incidente. com Distúrbios Mentais</w:t>
+        <w:t xml:space="preserve">A participação de bombeiros militares de folga em ocorrência de grande proporção deverá seguir os princípios do Sistema de Comando de Incidente, onde estes devem se apresentar ao Chefe da Operação e/ou Comandante do incidente.</w:t>
       </w:r>
     </w:p>
     <w:p>
@@ -6353,7 +6353,7 @@
           <w:sz w:val="24"/>
           <w:szCs w:val="24"/>
         </w:rPr>
-        <w:t xml:space="preserve">XIII - solicitar os órgãos ambientais IBAMA e ou SEDAM nos acidentes contra o meio ambiente. Grande Porte.</w:t>
+        <w:t xml:space="preserve">XIII - solicitar os órgãos ambientais IBAMA e ou SEDAM nos acidentes contra o meio ambiente.</w:t>
       </w:r>
     </w:p>
     <w:p>
@@ -6802,7 +6802,7 @@
           <w:sz w:val="24"/>
           <w:szCs w:val="24"/>
         </w:rPr>
-        <w:t xml:space="preserve">A substituição de guarnições ou socorros por integrantes da reserva operacional deverá obedecer a capacidade de emprego dos materiais existentes nas viaturas, evitando o emprego desnecessário de bombeiros militares. Disposições Gerais</w:t>
+        <w:t xml:space="preserve">A substituição de guarnições ou socorros por integrantes da reserva operacional deverá obedecer a capacidade de emprego dos materiais existentes nas viaturas, evitando o emprego desnecessário de bombeiros militares.</w:t>
       </w:r>
     </w:p>
     <w:p>
@@ -9793,7 +9793,7 @@
           <w:sz w:val="24"/>
           <w:szCs w:val="24"/>
         </w:rPr>
-        <w:t xml:space="preserve">As atribuições e competências das demais Unidades e Subunidades integrantes da estrutura do Comando Operacional de Bombeiros aplicam-se no que couber as disposições e competências estabelecidas aos Batalhões Bombeiro Militar.</w:t>
+        <w:t xml:space="preserve">As atribuições e competências das demais Unidades e Subunidades integrantes da estrutura do Comando Operacional de Bombeiros aplicam-se no que couber as disposições e competências estabelecidas aos Grupamentos de Bombeiro Militar.</w:t>
       </w:r>
     </w:p>
     <w:p>
@@ -9843,7 +9843,7 @@
           <w:sz w:val="24"/>
           <w:szCs w:val="24"/>
         </w:rPr>
-        <w:t xml:space="preserve">Os casos omissos ao presente Regulamento Geral serão dirimidos pelo Comandante-Geral do Corpo de Bombeiros Militar. ** Este texto não substitui o publicado no Boletim Geral Eletrônico – BGE</w:t>
+        <w:t xml:space="preserve">Os casos omissos ao presente Regulamento Geral serão dirimidos pelo Comandante-Geral do Corpo de Bombeiros Militar.</w:t>
       </w:r>
     </w:p>
     <w:p>

--- a/docs/sei/2026-09-11-regulamento-servico/Minuta_Regulamento_de_Servico_CBMRO_reestruturada_parte_geral_e_especial.docx
+++ b/docs/sei/2026-09-11-regulamento-servico/Minuta_Regulamento_de_Servico_CBMRO_reestruturada_parte_geral_e_especial.docx
@@ -493,7 +493,7 @@
           <w:sz w:val="24"/>
           <w:szCs w:val="24"/>
         </w:rPr>
-        <w:t xml:space="preserve">O presente Regulamento tem por finalidade dispor sobre o serviço operacional diário no âmbito do Corpo de Bombeiros Militar do Estado de Rondônia, estabelecendo princípios doutrinadores, uniformizando procedimentos e definindo competências para melhorar a eficiência da execução das ações e operações de caráter bombeiro militar.</w:t>
+        <w:t xml:space="preserve">º O presente Regulamento tem por finalidade dispor sobre o serviço operacional diário no âmbito do Corpo de Bombeiros Militar do Estado de Rondônia, estabelecendo princípios doutrinadores, uniformizando procedimentos e definindo competências para melhorar a eficiência da execução das ações e operações de caráter bombeiro militar.</w:t>
       </w:r>
     </w:p>
     <w:p>
@@ -553,7 +553,7 @@
           <w:sz w:val="24"/>
           <w:szCs w:val="24"/>
         </w:rPr>
-        <w:t xml:space="preserve">São objetivos do presente Regulamento:</w:t>
+        <w:t xml:space="preserve">º São objetivos do presente Regulamento:</w:t>
       </w:r>
     </w:p>
     <w:p>
@@ -652,7 +652,7 @@
           <w:sz w:val="24"/>
           <w:szCs w:val="24"/>
         </w:rPr>
-        <w:t xml:space="preserve">Chama-se política do serviço operacional o conjunto de objetivos que direcionam as atividades operacionais do Corpo de Bombeiros, condicionando à sua execução. Parágrafo Único – Constituem-se objetivos básicos da política do serviço operacional:</w:t>
+        <w:t xml:space="preserve">º Chama-se política do serviço operacional o conjunto de objetivos que direcionam as atividades operacionais do Corpo de Bombeiros, condicionando à sua execução. Parágrafo Único – Constituem-se objetivos básicos da política do serviço operacional:</w:t>
       </w:r>
     </w:p>
     <w:p>
@@ -864,6 +864,66 @@
     <w:p>
       <w:pPr>
         <w:spacing w:after="60" w:line="360"/>
+        <w:ind w:left="1134" w:hanging="0"/>
+        <w:jc w:val="both"/>
+      </w:pPr>
+      <w:r>
+        <w:rPr>
+          <w:rFonts w:ascii="Times New Roman" w:cs="Times New Roman" w:eastAsia="Times New Roman" w:hAnsi="Times New Roman"/>
+          <w:sz w:val="24"/>
+          <w:szCs w:val="24"/>
+        </w:rPr>
+        <w:t xml:space="preserve">a) 6 horas de trabalho por 18 horas de folga da escala;</w:t>
+      </w:r>
+    </w:p>
+    <w:p>
+      <w:pPr>
+        <w:spacing w:after="60" w:line="360"/>
+        <w:ind w:left="1134" w:hanging="0"/>
+        <w:jc w:val="both"/>
+      </w:pPr>
+      <w:r>
+        <w:rPr>
+          <w:rFonts w:ascii="Times New Roman" w:cs="Times New Roman" w:eastAsia="Times New Roman" w:hAnsi="Times New Roman"/>
+          <w:sz w:val="24"/>
+          <w:szCs w:val="24"/>
+        </w:rPr>
+        <w:t xml:space="preserve">b) 12 horas de trabalho por 36 horas de folga da escala;</w:t>
+      </w:r>
+    </w:p>
+    <w:p>
+      <w:pPr>
+        <w:spacing w:after="60" w:line="360"/>
+        <w:ind w:left="1134" w:hanging="0"/>
+        <w:jc w:val="both"/>
+      </w:pPr>
+      <w:r>
+        <w:rPr>
+          <w:rFonts w:ascii="Times New Roman" w:cs="Times New Roman" w:eastAsia="Times New Roman" w:hAnsi="Times New Roman"/>
+          <w:sz w:val="24"/>
+          <w:szCs w:val="24"/>
+        </w:rPr>
+        <w:t xml:space="preserve">c) 24 horas de trabalho por 48 horas de folga da escala;</w:t>
+      </w:r>
+    </w:p>
+    <w:p>
+      <w:pPr>
+        <w:spacing w:after="60" w:line="360"/>
+        <w:ind w:left="1134" w:hanging="0"/>
+        <w:jc w:val="both"/>
+      </w:pPr>
+      <w:r>
+        <w:rPr>
+          <w:rFonts w:ascii="Times New Roman" w:cs="Times New Roman" w:eastAsia="Times New Roman" w:hAnsi="Times New Roman"/>
+          <w:sz w:val="24"/>
+          <w:szCs w:val="24"/>
+        </w:rPr>
+        <w:t xml:space="preserve">d) 24 horas de trabalho por 72 horas de folga da escala;</w:t>
+      </w:r>
+    </w:p>
+    <w:p>
+      <w:pPr>
+        <w:spacing w:after="60" w:line="360"/>
         <w:ind w:left="708" w:hanging="340"/>
         <w:jc w:val="both"/>
       </w:pPr>
@@ -873,97 +933,37 @@
           <w:sz w:val="24"/>
           <w:szCs w:val="24"/>
         </w:rPr>
-        <w:t xml:space="preserve">II - a) 6 horas de trabalho por 18 horas de folga da escala;</w:t>
-      </w:r>
-    </w:p>
-    <w:p>
-      <w:pPr>
-        <w:spacing w:after="60" w:line="360"/>
-        <w:ind w:left="708" w:hanging="340"/>
-        <w:jc w:val="both"/>
-      </w:pPr>
-      <w:r>
-        <w:rPr>
-          <w:rFonts w:ascii="Times New Roman" w:cs="Times New Roman" w:eastAsia="Times New Roman" w:hAnsi="Times New Roman"/>
-          <w:sz w:val="24"/>
-          <w:szCs w:val="24"/>
-        </w:rPr>
-        <w:t xml:space="preserve">III - b) 12 horas de trabalho por 36 horas de folga da escala;</w:t>
-      </w:r>
-    </w:p>
-    <w:p>
-      <w:pPr>
-        <w:spacing w:after="60" w:line="360"/>
-        <w:ind w:left="708" w:hanging="340"/>
-        <w:jc w:val="both"/>
-      </w:pPr>
-      <w:r>
-        <w:rPr>
-          <w:rFonts w:ascii="Times New Roman" w:cs="Times New Roman" w:eastAsia="Times New Roman" w:hAnsi="Times New Roman"/>
-          <w:sz w:val="24"/>
-          <w:szCs w:val="24"/>
-        </w:rPr>
-        <w:t xml:space="preserve">IV - c) 24 horas de trabalho por 48 horas de folga da escala;</w:t>
-      </w:r>
-    </w:p>
-    <w:p>
-      <w:pPr>
-        <w:spacing w:after="60" w:line="360"/>
-        <w:ind w:left="708" w:hanging="340"/>
-        <w:jc w:val="both"/>
-      </w:pPr>
-      <w:r>
-        <w:rPr>
-          <w:rFonts w:ascii="Times New Roman" w:cs="Times New Roman" w:eastAsia="Times New Roman" w:hAnsi="Times New Roman"/>
-          <w:sz w:val="24"/>
-          <w:szCs w:val="24"/>
-        </w:rPr>
-        <w:t xml:space="preserve">V - d) 24 horas de trabalho por 72 horas de folga da escala;</w:t>
-      </w:r>
-    </w:p>
-    <w:p>
-      <w:pPr>
-        <w:spacing w:after="60" w:line="360"/>
-        <w:ind w:left="708" w:hanging="340"/>
-        <w:jc w:val="both"/>
-      </w:pPr>
-      <w:r>
-        <w:rPr>
-          <w:rFonts w:ascii="Times New Roman" w:cs="Times New Roman" w:eastAsia="Times New Roman" w:hAnsi="Times New Roman"/>
-          <w:sz w:val="24"/>
-          <w:szCs w:val="24"/>
-        </w:rPr>
-        <w:t xml:space="preserve">VI - as escalas para quem trabalha no expediente e concorre ao serviço operacional:;</w:t>
-      </w:r>
-    </w:p>
-    <w:p>
-      <w:pPr>
-        <w:spacing w:after="60" w:line="360"/>
-        <w:ind w:left="708" w:hanging="340"/>
-        <w:jc w:val="both"/>
-      </w:pPr>
-      <w:r>
-        <w:rPr>
-          <w:rFonts w:ascii="Times New Roman" w:cs="Times New Roman" w:eastAsia="Times New Roman" w:hAnsi="Times New Roman"/>
-          <w:sz w:val="24"/>
-          <w:szCs w:val="24"/>
-        </w:rPr>
-        <w:t xml:space="preserve">VII - para as praças serão: 24 horas de trabalho por 09 dias, sendo estas terão direito a folga de 24 horas no dia seguinte ao serviço; e</w:t>
-      </w:r>
-    </w:p>
-    <w:p>
-      <w:pPr>
-        <w:spacing w:after="60" w:line="360"/>
-        <w:ind w:left="708" w:hanging="340"/>
-        <w:jc w:val="both"/>
-      </w:pPr>
-      <w:r>
-        <w:rPr>
-          <w:rFonts w:ascii="Times New Roman" w:cs="Times New Roman" w:eastAsia="Times New Roman" w:hAnsi="Times New Roman"/>
-          <w:sz w:val="24"/>
-          <w:szCs w:val="24"/>
-        </w:rPr>
-        <w:t xml:space="preserve">VIII - para os oficiais serão: 24 horas de trabalho pela quantidade de oficiais disponíveis para compor a escala, sendo estas terão direito a folga de 24 horas no dia seguinte ao serviço.</w:t>
+        <w:t xml:space="preserve">II - as escalas para quem trabalha no expediente e concorre ao serviço operacional:</w:t>
+      </w:r>
+    </w:p>
+    <w:p>
+      <w:pPr>
+        <w:spacing w:after="60" w:line="360"/>
+        <w:ind w:left="1134" w:hanging="0"/>
+        <w:jc w:val="both"/>
+      </w:pPr>
+      <w:r>
+        <w:rPr>
+          <w:rFonts w:ascii="Times New Roman" w:cs="Times New Roman" w:eastAsia="Times New Roman" w:hAnsi="Times New Roman"/>
+          <w:sz w:val="24"/>
+          <w:szCs w:val="24"/>
+        </w:rPr>
+        <w:t xml:space="preserve">a) para as praças serão: 24 horas de trabalho por 09 dias, sendo estas terão direito a folga de 24 horas no dia seguinte ao serviço;</w:t>
+      </w:r>
+    </w:p>
+    <w:p>
+      <w:pPr>
+        <w:spacing w:after="60" w:line="360"/>
+        <w:ind w:left="1134" w:hanging="0"/>
+        <w:jc w:val="both"/>
+      </w:pPr>
+      <w:r>
+        <w:rPr>
+          <w:rFonts w:ascii="Times New Roman" w:cs="Times New Roman" w:eastAsia="Times New Roman" w:hAnsi="Times New Roman"/>
+          <w:sz w:val="24"/>
+          <w:szCs w:val="24"/>
+        </w:rPr>
+        <w:t xml:space="preserve">b) para os oficiais serão: 24 horas de trabalho pela quantidade de oficiais disponíveis para compor a escala, sendo estas terão direito a folga de 24 horas no dia seguinte ao serviço;</w:t>
       </w:r>
     </w:p>
     <w:p>
@@ -1017,7 +1017,7 @@
           <w:sz w:val="24"/>
           <w:szCs w:val="24"/>
         </w:rPr>
-        <w:t xml:space="preserve">II - acidente em serviço;</w:t>
+        <w:t xml:space="preserve">I - acidente em serviço;</w:t>
       </w:r>
     </w:p>
     <w:p>
@@ -1032,7 +1032,7 @@
           <w:sz w:val="24"/>
           <w:szCs w:val="24"/>
         </w:rPr>
-        <w:t xml:space="preserve">III - acidente grave e ou Morte de um familiar;</w:t>
+        <w:t xml:space="preserve">II - acidente grave e ou Morte de um familiar;</w:t>
       </w:r>
     </w:p>
     <w:p>
@@ -1047,7 +1047,7 @@
           <w:sz w:val="24"/>
           <w:szCs w:val="24"/>
         </w:rPr>
-        <w:t xml:space="preserve">IV - doença infectocontagiosa devidamente comprovada por profissional médico; e</w:t>
+        <w:t xml:space="preserve">III - doença infectocontagiosa devidamente comprovada por profissional médico; e</w:t>
       </w:r>
     </w:p>
     <w:p>
@@ -1062,7 +1062,7 @@
           <w:sz w:val="24"/>
           <w:szCs w:val="24"/>
         </w:rPr>
-        <w:t xml:space="preserve">V - extrema necessidade administrativa, devidamente autorizada pelo Comandante da OBM.</w:t>
+        <w:t xml:space="preserve">IV - extrema necessidade administrativa, devidamente autorizada pelo Comandante da OBM.</w:t>
       </w:r>
     </w:p>
     <w:p>
@@ -1112,7 +1112,7 @@
           <w:sz w:val="24"/>
           <w:szCs w:val="24"/>
         </w:rPr>
-        <w:t xml:space="preserve">As permutas de serviços fora do mês devem ser solicitadas com antecedência e devidamente motivadas para análise do comandante da OBM.</w:t>
+        <w:t xml:space="preserve">As permutas de serviços fora do mês devem ser solicitadas com antecedência e devidamente motivadas para análise do comandante da OBM. durante Ocorrências</w:t>
       </w:r>
     </w:p>
     <w:p>
@@ -1861,7 +1861,7 @@
           <w:sz w:val="24"/>
           <w:szCs w:val="24"/>
         </w:rPr>
-        <w:t xml:space="preserve">Sempre que houver disponibilidade deverá o chefe do Centro de Manutenção encaminhar uma equipe de mecânicos as Unidades para verificar quaisquer panes ocorridas nas viaturas operacionais, removendo-as ao Centro de Manutenção, caso não haja condições de conserto no local.</w:t>
+        <w:t xml:space="preserve">Sempre que houver disponibilidade deverá o chefe do Centro de Manutenção encaminhar uma equipe de mecânicos as Unidades para verificar quaisquer panes ocorridas nas viaturas operacionais, removendo-as ao Centro de Manutenção, caso não haja condições de conserto no local. Operacional</w:t>
       </w:r>
     </w:p>
     <w:p>
@@ -3172,7 +3172,7 @@
           <w:sz w:val="24"/>
           <w:szCs w:val="24"/>
         </w:rPr>
-        <w:t xml:space="preserve">Visando a otimização do serviço diário, a distribuição dos militares de serviço se dará de acordo com as seguintes funções:</w:t>
+        <w:t xml:space="preserve">º Visando a otimização do serviço diário, a distribuição dos militares de serviço se dará de acordo com as seguintes funções:</w:t>
       </w:r>
     </w:p>
     <w:p>
@@ -5215,7 +5215,7 @@
           <w:sz w:val="24"/>
           <w:szCs w:val="24"/>
         </w:rPr>
-        <w:t xml:space="preserve">O acesso aos alojamentos deve obedecer os protocolos de higienização e desinfecção em vigor na corporação, ficando vedado o uso de EPI nos alojamentos.</w:t>
+        <w:t xml:space="preserve">O acesso aos alojamento deve obedecer os protocolos de higienização e desinfecção em vigor na corporação, ficando vedado o uso de EPI nos alojamentos.</w:t>
       </w:r>
     </w:p>
     <w:p>
@@ -5290,7 +5290,7 @@
           <w:sz w:val="24"/>
           <w:szCs w:val="24"/>
         </w:rPr>
-        <w:t xml:space="preserve">Após as 22h00 as luzes do alojamento deverão ser apagadas, ficando proibida a prática de quaisquer atividades, exceto o acionamento e preparação para atendimento de ocorrência.</w:t>
+        <w:t xml:space="preserve">Após as 22h00 as luzes do alojamento deverão ser apagadas, ficando proibido a prática de quaisquer atividades, exceto o acionamento e preparação para atendimento de ocorrência.</w:t>
       </w:r>
     </w:p>
     <w:p>
@@ -5376,7 +5376,7 @@
           <w:sz w:val="24"/>
           <w:szCs w:val="24"/>
         </w:rPr>
-        <w:t xml:space="preserve">A Prontidão deverá estar consciente de que o tempo entre o alarme e o início das operações de socorro deverá ser o mais breve possível, pois quanto menor o tempo de atendimento, maiores serão as possibilidades de êxito.</w:t>
+        <w:t xml:space="preserve">A Prontidão deverá está consciente de que o tempo entre o alarme e o início das operações de socorro deverá ser o mais breve possível, pois quanto menor o tempo de atendimento, maiores serão as possibilidades de êxito.</w:t>
       </w:r>
     </w:p>
     <w:p>
@@ -5426,7 +5426,7 @@
           <w:sz w:val="24"/>
           <w:szCs w:val="24"/>
         </w:rPr>
-        <w:t xml:space="preserve">O Comandante da guarnição deverá solicitar à Central Integrada de Operações o máximo de informação referente à ocorrência, principalmente, o endereço completo, ponto de referência e confirmação da ocorrência.</w:t>
+        <w:t xml:space="preserve">O Comandante da guarnição deverá solicitar ao Central Integrada de Operações o máximo de informação referente à ocorrência, principalmente, o endereço completo, ponto de referência e confirmação da ocorrência.</w:t>
       </w:r>
     </w:p>
     <w:p>
@@ -5551,7 +5551,7 @@
           <w:sz w:val="24"/>
           <w:szCs w:val="24"/>
         </w:rPr>
-        <w:t xml:space="preserve">Todo material operacional empregado no atendimento da ocorrência deverá após o retorno do socorro ao quartel, ser limpo, lavado e lubrificado por todos os integrantes da guarnição.</w:t>
+        <w:t xml:space="preserve">Todo material operacional empregado no atendimento da ocorrência deverá após o retorno do socorro ao quartel, ser limpo, lavado e lubrific ado por todos os integrantes da guarnição.</w:t>
       </w:r>
     </w:p>
     <w:p>
@@ -5576,7 +5576,7 @@
           <w:sz w:val="24"/>
           <w:szCs w:val="24"/>
         </w:rPr>
-        <w:t xml:space="preserve">O Comandante de guarnição ao regressar de uma ocorrência deverá imediatamente apresentar-se ao Chefe da Prontidão, relatando os fatos ocorridos durante a operação, lembrando de informar à Central Integrada de Operações o desfecho da ocorrência.</w:t>
+        <w:t xml:space="preserve">O Comandante de guarnição ao regressar de uma ocorrência deverá imediatamente apresentar-se ao Chefe da Prontidão, relatando os fatos ocorridos durante a operação, lembrando de informar ao Central Integrada de Operações o desfecho da ocorrência.</w:t>
       </w:r>
     </w:p>
     <w:p>
@@ -5712,7 +5712,7 @@
           <w:sz w:val="24"/>
           <w:szCs w:val="24"/>
         </w:rPr>
-        <w:t xml:space="preserve">Caso necessário, o militar da Reserva Técnica poderá compor a escala de ronda do quartel. Neste caso o militar deverá trajar o uniforme de prontidão 4ºA.</w:t>
+        <w:t xml:space="preserve">Caso necessário, o militar da Reserva Técnica poderá compor a escala de ronda do quartel. Neste caso o mlitar deverá trajar o uniforme de prontidão 4ºA.</w:t>
       </w:r>
     </w:p>
     <w:p>
@@ -6073,7 +6073,7 @@
           <w:sz w:val="24"/>
           <w:szCs w:val="24"/>
         </w:rPr>
-        <w:t xml:space="preserve">A participação de bombeiros militares de folga em ocorrência de grande proporção deverá seguir os princípios do Sistema de Comando de Incidente, onde estes devem se apresentar ao Chefe da Operação e/ou Comandante do incidente.</w:t>
+        <w:t xml:space="preserve">A participação de bombeiros militares de folga em ocorrência de grande proporção deverá seguir os princípios do Sistema de Comando de Incidente, onde estes devem se apresentar ao Chefe da Operação e/ou Comandante do incidente. com Distúrbios Mentais</w:t>
       </w:r>
     </w:p>
     <w:p>
@@ -6353,7 +6353,7 @@
           <w:sz w:val="24"/>
           <w:szCs w:val="24"/>
         </w:rPr>
-        <w:t xml:space="preserve">XIII - solicitar os órgãos ambientais IBAMA e ou SEDAM nos acidentes contra o meio ambiente.</w:t>
+        <w:t xml:space="preserve">XIII - solicitar os órgãos ambientais IBAMA e ou SEDAM nos acidentes contra o meio ambiente. Grande Porte.</w:t>
       </w:r>
     </w:p>
     <w:p>
@@ -6802,7 +6802,7 @@
           <w:sz w:val="24"/>
           <w:szCs w:val="24"/>
         </w:rPr>
-        <w:t xml:space="preserve">A substituição de guarnições ou socorros por integrantes da reserva operacional deverá obedecer a capacidade de emprego dos materiais existentes nas viaturas, evitando o emprego desnecessário de bombeiros militares.</w:t>
+        <w:t xml:space="preserve">A substituição de guarnições ou socorros por integrantes da reserva operacional deverá obedecer a capacidade de emprego dos materiais existentes nas viaturas, evitando o emprego desnecessário de bombeiros militares. Disposições Gerais</w:t>
       </w:r>
     </w:p>
     <w:p>
@@ -9793,7 +9793,7 @@
           <w:sz w:val="24"/>
           <w:szCs w:val="24"/>
         </w:rPr>
-        <w:t xml:space="preserve">As atribuições e competências das demais Unidades e Subunidades integrantes da estrutura do Comando Operacional de Bombeiros aplicam-se no que couber as disposições e competências estabelecidas aos Grupamentos de Bombeiro Militar.</w:t>
+        <w:t xml:space="preserve">As atribuições e competências das demais Unidades e Subunidades integrantes da estrutura do Comando Operacional de Bombeiros aplicam-se no que couber as disposições e competências estabelecidas aos Batalhões Bombeiro Militar.</w:t>
       </w:r>
     </w:p>
     <w:p>
@@ -9843,7 +9843,7 @@
           <w:sz w:val="24"/>
           <w:szCs w:val="24"/>
         </w:rPr>
-        <w:t xml:space="preserve">Os casos omissos ao presente Regulamento Geral serão dirimidos pelo Comandante-Geral do Corpo de Bombeiros Militar.</w:t>
+        <w:t xml:space="preserve">Os casos omissos ao presente Regulamento Geral serão dirimidos pelo Comandante-Geral do Corpo de Bombeiros Militar. ** Este texto não substitui o publicado no Boletim Geral Eletrônico – BGE</w:t>
       </w:r>
     </w:p>
     <w:p>
@@ -29628,7 +29628,7 @@
                 <w:sz w:val="20"/>
                 <w:szCs w:val="20"/>
               </w:rPr>
-              <w:t xml:space="preserve">"Art. 82 da Constituição Estadual" é a referência de Mato Grosso; conferir o artigo correspondente na Constituição de Rondônia (sugestão do Wândrio: art. 148).</w:t>
+              <w:t xml:space="preserve">"Art. 82 da Constituição Estadual" é a referência de Mato Grosso; conferir o artigo correspondente na Constituição de Rondônia (art. 148, já corrigido na versão atual).</w:t>
             </w:r>
           </w:p>
         </w:tc>
